--- a/sample-documents/04-retirement-rollover-faq.docx
+++ b/sample-documents/04-retirement-rollover-faq.docx
@@ -4,7 +4,7 @@
   <w:body>
     <w:p>
       <w:r>
-        <w:t>Retirement Rollover FAQ. Business area: Retirement. Audience: Customer. Content owner: Madi Smith. Last reviewed age days: 220. Customer FAQ for retirement rollover options, tax forms, and advisor handoff.</w:t>
+        <w:t>Retirement Rollover FAQ. Business area: Retirement. Audience: Customer. Content owner: Content Owner 01. Author: Sample Author 03. Language: French. Country of origin: France. Sentiment: Neutral. Approval status: Pending. Last reviewed age days: 220. Reponses aux questions sur les transferts de retraite et les formulaires fiscaux. Le client peut demander un rendez-vous avec un conseiller.</w:t>
       </w:r>
     </w:p>
   </w:body>
